--- a/Report.docx
+++ b/Report.docx
@@ -24,25 +24,20 @@
           <w:szCs w:val="28"/>
         </w:rPr>
         <w:br/>
+        <w:t xml:space="preserve">Assignment 2 </w:t>
       </w:r>
       <w:r>
         <w:rPr>
           <w:sz w:val="28"/>
           <w:szCs w:val="28"/>
         </w:rPr>
-        <w:t xml:space="preserve">Assignment 2 </w:t>
+        <w:br/>
       </w:r>
       <w:r>
         <w:rPr>
           <w:sz w:val="28"/>
           <w:szCs w:val="28"/>
-        </w:rPr>
-        <w:br/>
-      </w:r>
-      <w:r>
-        <w:rPr>
-          <w:sz w:val="28"/>
-          <w:szCs w:val="28"/>
+          <w:u w:val="single"/>
         </w:rPr>
         <w:t>Fitting and Alignment</w:t>
       </w:r>
@@ -82,15 +77,24 @@
       <w:r>
         <w:t xml:space="preserve"> </w:t>
       </w:r>
-    </w:p>
-    <w:p>
-      <w:pPr>
-        <w:rPr>
-          <w:u w:val="single"/>
-        </w:rPr>
-      </w:pPr>
-      <w:r>
-        <w:rPr>
+      <w:hyperlink r:id="rId7" w:history="1">
+        <w:r>
+          <w:rPr>
+            <w:rStyle w:val="Hyperlink"/>
+          </w:rPr>
+          <w:t>Assignment_2</w:t>
+        </w:r>
+      </w:hyperlink>
+    </w:p>
+    <w:p>
+      <w:pPr>
+        <w:rPr>
+          <w:u w:val="single"/>
+        </w:rPr>
+      </w:pPr>
+      <w:r>
+        <w:rPr>
+          <w:noProof/>
           <w:u w:val="single"/>
         </w:rPr>
         <w:drawing>
@@ -117,7 +121,7 @@
                     <pic:cNvPicPr/>
                   </pic:nvPicPr>
                   <pic:blipFill rotWithShape="1">
-                    <a:blip r:embed="rId7" cstate="print">
+                    <a:blip r:embed="rId8" cstate="print">
                       <a:extLst>
                         <a:ext uri="{28A0092B-C50C-407E-A947-70E740481C1C}">
                           <a14:useLocalDpi xmlns:a14="http://schemas.microsoft.com/office/drawing/2010/main" val="0"/>
@@ -341,18 +345,19 @@
       </w:pPr>
       <w:r>
         <w:rPr>
+          <w:noProof/>
           <w:u w:val="single"/>
         </w:rPr>
         <w:drawing>
-          <wp:anchor distT="0" distB="0" distL="114300" distR="114300" simplePos="0" relativeHeight="251615744" behindDoc="0" locked="0" layoutInCell="1" allowOverlap="1" wp14:anchorId="567A9CA8" wp14:editId="39816B86">
+          <wp:anchor distT="0" distB="0" distL="114300" distR="114300" simplePos="0" relativeHeight="251652608" behindDoc="0" locked="0" layoutInCell="1" allowOverlap="1" wp14:anchorId="567A9CA8" wp14:editId="65B8C3A7">
             <wp:simplePos x="0" y="0"/>
             <wp:positionH relativeFrom="column">
-              <wp:posOffset>111369</wp:posOffset>
+              <wp:posOffset>187325</wp:posOffset>
             </wp:positionH>
             <wp:positionV relativeFrom="paragraph">
-              <wp:posOffset>3810</wp:posOffset>
+              <wp:posOffset>33508</wp:posOffset>
             </wp:positionV>
-            <wp:extent cx="6645910" cy="1751330"/>
+            <wp:extent cx="6459416" cy="1702185"/>
             <wp:effectExtent l="0" t="0" r="0" b="0"/>
             <wp:wrapNone/>
             <wp:docPr id="3" name="Picture 3" descr="A computer code with colorful text&#10;&#10;Description automatically generated"/>
@@ -367,7 +372,7 @@
                     <pic:cNvPicPr/>
                   </pic:nvPicPr>
                   <pic:blipFill>
-                    <a:blip r:embed="rId8">
+                    <a:blip r:embed="rId9">
                       <a:extLst>
                         <a:ext uri="{28A0092B-C50C-407E-A947-70E740481C1C}">
                           <a14:useLocalDpi xmlns:a14="http://schemas.microsoft.com/office/drawing/2010/main" val="0"/>
@@ -381,7 +386,7 @@
                   <pic:spPr>
                     <a:xfrm>
                       <a:off x="0" y="0"/>
-                      <a:ext cx="6645910" cy="1751330"/>
+                      <a:ext cx="6459416" cy="1702185"/>
                     </a:xfrm>
                     <a:prstGeom prst="rect">
                       <a:avLst/>
@@ -390,6 +395,12 @@
                 </pic:pic>
               </a:graphicData>
             </a:graphic>
+            <wp14:sizeRelH relativeFrom="margin">
+              <wp14:pctWidth>0</wp14:pctWidth>
+            </wp14:sizeRelH>
+            <wp14:sizeRelV relativeFrom="margin">
+              <wp14:pctHeight>0</wp14:pctHeight>
+            </wp14:sizeRelV>
           </wp:anchor>
         </w:drawing>
       </w:r>
@@ -437,16 +448,17 @@
       </w:pPr>
       <w:r>
         <w:rPr>
+          <w:noProof/>
           <w:u w:val="single"/>
         </w:rPr>
         <w:drawing>
-          <wp:anchor distT="0" distB="0" distL="114300" distR="114300" simplePos="0" relativeHeight="251620864" behindDoc="0" locked="0" layoutInCell="1" allowOverlap="1" wp14:anchorId="3626010B" wp14:editId="16F924A9">
+          <wp:anchor distT="0" distB="0" distL="114300" distR="114300" simplePos="0" relativeHeight="251620864" behindDoc="0" locked="0" layoutInCell="1" allowOverlap="1" wp14:anchorId="3626010B" wp14:editId="6BDF0DD2">
             <wp:simplePos x="0" y="0"/>
             <wp:positionH relativeFrom="column">
-              <wp:posOffset>111369</wp:posOffset>
+              <wp:posOffset>111125</wp:posOffset>
             </wp:positionH>
             <wp:positionV relativeFrom="paragraph">
-              <wp:posOffset>83136</wp:posOffset>
+              <wp:posOffset>158750</wp:posOffset>
             </wp:positionV>
             <wp:extent cx="6645910" cy="1559169"/>
             <wp:effectExtent l="0" t="0" r="0" b="0"/>
@@ -463,7 +475,7 @@
                     <pic:cNvPicPr/>
                   </pic:nvPicPr>
                   <pic:blipFill rotWithShape="1">
-                    <a:blip r:embed="rId9" cstate="print">
+                    <a:blip r:embed="rId10" cstate="print">
                       <a:extLst>
                         <a:ext uri="{28A0092B-C50C-407E-A947-70E740481C1C}">
                           <a14:useLocalDpi xmlns:a14="http://schemas.microsoft.com/office/drawing/2010/main" val="0"/>
@@ -540,16 +552,17 @@
       </w:pPr>
       <w:r>
         <w:rPr>
+          <w:noProof/>
           <w:u w:val="single"/>
         </w:rPr>
         <w:drawing>
-          <wp:anchor distT="0" distB="0" distL="114300" distR="114300" simplePos="0" relativeHeight="251628032" behindDoc="0" locked="0" layoutInCell="1" allowOverlap="1" wp14:anchorId="17AAD4D8" wp14:editId="7D0C09BB">
+          <wp:anchor distT="0" distB="0" distL="114300" distR="114300" simplePos="0" relativeHeight="251655680" behindDoc="0" locked="0" layoutInCell="1" allowOverlap="1" wp14:anchorId="17AAD4D8" wp14:editId="034C4270">
             <wp:simplePos x="0" y="0"/>
             <wp:positionH relativeFrom="column">
-              <wp:posOffset>111320</wp:posOffset>
+              <wp:posOffset>111511</wp:posOffset>
             </wp:positionH>
             <wp:positionV relativeFrom="paragraph">
-              <wp:posOffset>6985</wp:posOffset>
+              <wp:posOffset>124069</wp:posOffset>
             </wp:positionV>
             <wp:extent cx="6645910" cy="2397370"/>
             <wp:effectExtent l="0" t="0" r="0" b="0"/>
@@ -566,7 +579,7 @@
                     <pic:cNvPicPr/>
                   </pic:nvPicPr>
                   <pic:blipFill rotWithShape="1">
-                    <a:blip r:embed="rId10">
+                    <a:blip r:embed="rId11">
                       <a:extLst>
                         <a:ext uri="{28A0092B-C50C-407E-A947-70E740481C1C}">
                           <a14:useLocalDpi xmlns:a14="http://schemas.microsoft.com/office/drawing/2010/main" val="0"/>
@@ -651,26 +664,20 @@
           <w:u w:val="single"/>
         </w:rPr>
       </w:pPr>
-    </w:p>
-    <w:p>
-      <w:pPr>
-        <w:rPr>
-          <w:u w:val="single"/>
-        </w:rPr>
-      </w:pPr>
-      <w:r>
-        <w:rPr>
+      <w:r>
+        <w:rPr>
+          <w:noProof/>
           <w:u w:val="single"/>
         </w:rPr>
         <w:lastRenderedPageBreak/>
         <w:drawing>
-          <wp:anchor distT="0" distB="0" distL="114300" distR="114300" simplePos="0" relativeHeight="251633152" behindDoc="0" locked="0" layoutInCell="1" allowOverlap="1" wp14:anchorId="3EC81F46" wp14:editId="51AE16B9">
+          <wp:anchor distT="0" distB="0" distL="114300" distR="114300" simplePos="0" relativeHeight="251657728" behindDoc="0" locked="0" layoutInCell="1" allowOverlap="1" wp14:anchorId="3EC81F46" wp14:editId="6E260B01">
             <wp:simplePos x="0" y="0"/>
             <wp:positionH relativeFrom="column">
               <wp:posOffset>76200</wp:posOffset>
             </wp:positionH>
             <wp:positionV relativeFrom="paragraph">
-              <wp:posOffset>-252046</wp:posOffset>
+              <wp:posOffset>-169398</wp:posOffset>
             </wp:positionV>
             <wp:extent cx="6645910" cy="957629"/>
             <wp:effectExtent l="0" t="0" r="0" b="0"/>
@@ -687,7 +694,7 @@
                     <pic:cNvPicPr/>
                   </pic:nvPicPr>
                   <pic:blipFill rotWithShape="1">
-                    <a:blip r:embed="rId10">
+                    <a:blip r:embed="rId11">
                       <a:extLst>
                         <a:ext uri="{28A0092B-C50C-407E-A947-70E740481C1C}">
                           <a14:useLocalDpi xmlns:a14="http://schemas.microsoft.com/office/drawing/2010/main" val="0"/>
@@ -723,32 +730,39 @@
           </wp:anchor>
         </w:drawing>
       </w:r>
-    </w:p>
-    <w:p>
-      <w:pPr>
-        <w:rPr>
-          <w:u w:val="single"/>
-        </w:rPr>
-      </w:pPr>
-    </w:p>
-    <w:p>
-      <w:pPr>
-        <w:rPr>
-          <w:u w:val="single"/>
-        </w:rPr>
-      </w:pPr>
-      <w:r>
-        <w:rPr>
+      <w:r>
+        <w:rPr>
+          <w:u w:val="single"/>
+        </w:rPr>
+        <w:br/>
+      </w:r>
+    </w:p>
+    <w:p>
+      <w:pPr>
+        <w:rPr>
+          <w:u w:val="single"/>
+        </w:rPr>
+      </w:pPr>
+    </w:p>
+    <w:p>
+      <w:pPr>
+        <w:rPr>
+          <w:u w:val="single"/>
+        </w:rPr>
+      </w:pPr>
+      <w:r>
+        <w:rPr>
+          <w:noProof/>
           <w:u w:val="single"/>
         </w:rPr>
         <w:drawing>
-          <wp:anchor distT="0" distB="0" distL="114300" distR="114300" simplePos="0" relativeHeight="251663872" behindDoc="0" locked="0" layoutInCell="1" allowOverlap="1" wp14:anchorId="10706702" wp14:editId="3F2AB226">
+          <wp:anchor distT="0" distB="0" distL="114300" distR="114300" simplePos="0" relativeHeight="251663872" behindDoc="0" locked="0" layoutInCell="1" allowOverlap="1" wp14:anchorId="10706702" wp14:editId="51E44003">
             <wp:simplePos x="0" y="0"/>
             <wp:positionH relativeFrom="column">
-              <wp:posOffset>3206262</wp:posOffset>
+              <wp:posOffset>3106469</wp:posOffset>
             </wp:positionH>
             <wp:positionV relativeFrom="paragraph">
-              <wp:posOffset>213946</wp:posOffset>
+              <wp:posOffset>236806</wp:posOffset>
             </wp:positionV>
             <wp:extent cx="3734878" cy="1535723"/>
             <wp:effectExtent l="0" t="0" r="0" b="0"/>
@@ -765,7 +779,7 @@
                     <pic:cNvPicPr/>
                   </pic:nvPicPr>
                   <pic:blipFill>
-                    <a:blip r:embed="rId11">
+                    <a:blip r:embed="rId12">
                       <a:extLst>
                         <a:ext uri="{28A0092B-C50C-407E-A947-70E740481C1C}">
                           <a14:useLocalDpi xmlns:a14="http://schemas.microsoft.com/office/drawing/2010/main" val="0"/>
@@ -779,7 +793,7 @@
                   <pic:spPr>
                     <a:xfrm>
                       <a:off x="0" y="0"/>
-                      <a:ext cx="3752180" cy="1542837"/>
+                      <a:ext cx="3734878" cy="1535723"/>
                     </a:xfrm>
                     <a:prstGeom prst="rect">
                       <a:avLst/>
@@ -806,16 +820,17 @@
       </w:pPr>
       <w:r>
         <w:rPr>
+          <w:noProof/>
           <w:u w:val="single"/>
         </w:rPr>
         <w:drawing>
-          <wp:anchor distT="0" distB="0" distL="114300" distR="114300" simplePos="0" relativeHeight="251648512" behindDoc="0" locked="0" layoutInCell="1" allowOverlap="1" wp14:anchorId="7D1160B0" wp14:editId="290F627C">
+          <wp:anchor distT="0" distB="0" distL="114300" distR="114300" simplePos="0" relativeHeight="251648512" behindDoc="0" locked="0" layoutInCell="1" allowOverlap="1" wp14:anchorId="7D1160B0" wp14:editId="41497EDE">
             <wp:simplePos x="0" y="0"/>
             <wp:positionH relativeFrom="column">
-              <wp:posOffset>152644</wp:posOffset>
+              <wp:posOffset>64477</wp:posOffset>
             </wp:positionH>
             <wp:positionV relativeFrom="paragraph">
-              <wp:posOffset>51533</wp:posOffset>
+              <wp:posOffset>22127</wp:posOffset>
             </wp:positionV>
             <wp:extent cx="2854569" cy="1303710"/>
             <wp:effectExtent l="0" t="0" r="0" b="0"/>
@@ -832,7 +847,7 @@
                     <pic:cNvPicPr/>
                   </pic:nvPicPr>
                   <pic:blipFill>
-                    <a:blip r:embed="rId12">
+                    <a:blip r:embed="rId13">
                       <a:extLst>
                         <a:ext uri="{28A0092B-C50C-407E-A947-70E740481C1C}">
                           <a14:useLocalDpi xmlns:a14="http://schemas.microsoft.com/office/drawing/2010/main" val="0"/>
@@ -929,16 +944,17 @@
       </w:pPr>
       <w:r>
         <w:rPr>
+          <w:noProof/>
           <w:u w:val="single"/>
         </w:rPr>
         <w:drawing>
-          <wp:anchor distT="0" distB="0" distL="114300" distR="114300" simplePos="0" relativeHeight="251672064" behindDoc="0" locked="0" layoutInCell="1" allowOverlap="1" wp14:anchorId="2857455A" wp14:editId="4D29F4AD">
+          <wp:anchor distT="0" distB="0" distL="114300" distR="114300" simplePos="0" relativeHeight="251672064" behindDoc="0" locked="0" layoutInCell="1" allowOverlap="1" wp14:anchorId="2857455A" wp14:editId="4345B774">
             <wp:simplePos x="0" y="0"/>
             <wp:positionH relativeFrom="column">
-              <wp:posOffset>3632840</wp:posOffset>
+              <wp:posOffset>3632835</wp:posOffset>
             </wp:positionH>
             <wp:positionV relativeFrom="paragraph">
-              <wp:posOffset>210820</wp:posOffset>
+              <wp:posOffset>262402</wp:posOffset>
             </wp:positionV>
             <wp:extent cx="3212969" cy="3216959"/>
             <wp:effectExtent l="19050" t="19050" r="6985" b="2540"/>
@@ -955,7 +971,7 @@
                     <pic:cNvPicPr/>
                   </pic:nvPicPr>
                   <pic:blipFill>
-                    <a:blip r:embed="rId13" cstate="print">
+                    <a:blip r:embed="rId14" cstate="print">
                       <a:extLst>
                         <a:ext uri="{28A0092B-C50C-407E-A947-70E740481C1C}">
                           <a14:useLocalDpi xmlns:a14="http://schemas.microsoft.com/office/drawing/2010/main" val="0"/>
@@ -969,7 +985,7 @@
                   <pic:spPr>
                     <a:xfrm>
                       <a:off x="0" y="0"/>
-                      <a:ext cx="3214452" cy="3218444"/>
+                      <a:ext cx="3212969" cy="3216959"/>
                     </a:xfrm>
                     <a:prstGeom prst="rect">
                       <a:avLst/>
@@ -1079,6 +1095,7 @@
       </w:pPr>
       <w:r>
         <w:rPr>
+          <w:noProof/>
           <w:u w:val="single"/>
         </w:rPr>
         <w:drawing>
@@ -1105,7 +1122,7 @@
                     <pic:cNvPicPr/>
                   </pic:nvPicPr>
                   <pic:blipFill>
-                    <a:blip r:embed="rId14">
+                    <a:blip r:embed="rId15">
                       <a:extLst>
                         <a:ext uri="{28A0092B-C50C-407E-A947-70E740481C1C}">
                           <a14:useLocalDpi xmlns:a14="http://schemas.microsoft.com/office/drawing/2010/main" val="0"/>
@@ -1159,6 +1176,7 @@
       </w:pPr>
       <w:r>
         <w:rPr>
+          <w:noProof/>
           <w:u w:val="single"/>
         </w:rPr>
         <w:drawing>
@@ -1185,7 +1203,7 @@
                     <pic:cNvPicPr/>
                   </pic:nvPicPr>
                   <pic:blipFill>
-                    <a:blip r:embed="rId15">
+                    <a:blip r:embed="rId16">
                       <a:extLst>
                         <a:ext uri="{28A0092B-C50C-407E-A947-70E740481C1C}">
                           <a14:useLocalDpi xmlns:a14="http://schemas.microsoft.com/office/drawing/2010/main" val="0"/>
@@ -1231,22 +1249,32 @@
           <w:u w:val="single"/>
         </w:rPr>
       </w:pPr>
-    </w:p>
-    <w:p>
-      <w:pPr>
-        <w:rPr>
-          <w:u w:val="single"/>
-        </w:rPr>
-      </w:pPr>
-      <w:r>
+      <w:r>
+        <w:rPr>
+          <w:u w:val="single"/>
+        </w:rPr>
+        <w:t xml:space="preserve">Question 3 : Superimposing an image </w:t>
+      </w:r>
+      <w:r>
+        <w:rPr>
+          <w:u w:val="single"/>
+        </w:rPr>
+        <w:t>on another image</w:t>
+      </w:r>
+    </w:p>
+    <w:p>
+      <w:r>
+        <w:rPr>
+          <w:noProof/>
+        </w:rPr>
         <w:drawing>
-          <wp:anchor distT="0" distB="0" distL="114300" distR="114300" simplePos="0" relativeHeight="251696640" behindDoc="0" locked="0" layoutInCell="1" allowOverlap="1" wp14:anchorId="233DCBEA" wp14:editId="634AB56B">
+          <wp:anchor distT="0" distB="0" distL="114300" distR="114300" simplePos="0" relativeHeight="251660800" behindDoc="0" locked="0" layoutInCell="1" allowOverlap="1" wp14:anchorId="233DCBEA" wp14:editId="71207613">
             <wp:simplePos x="0" y="0"/>
             <wp:positionH relativeFrom="column">
-              <wp:posOffset>164123</wp:posOffset>
+              <wp:posOffset>309978</wp:posOffset>
             </wp:positionH>
             <wp:positionV relativeFrom="paragraph">
-              <wp:posOffset>282428</wp:posOffset>
+              <wp:posOffset>77958</wp:posOffset>
             </wp:positionV>
             <wp:extent cx="4882515" cy="1177925"/>
             <wp:effectExtent l="0" t="0" r="0" b="0"/>
@@ -1263,7 +1291,7 @@
                     <pic:cNvPicPr/>
                   </pic:nvPicPr>
                   <pic:blipFill>
-                    <a:blip r:embed="rId16">
+                    <a:blip r:embed="rId17">
                       <a:extLst>
                         <a:ext uri="{28A0092B-C50C-407E-A947-70E740481C1C}">
                           <a14:useLocalDpi xmlns:a14="http://schemas.microsoft.com/office/drawing/2010/main" val="0"/>
@@ -1289,53 +1317,50 @@
           </wp:anchor>
         </w:drawing>
       </w:r>
-      <w:r>
-        <w:rPr>
-          <w:u w:val="single"/>
-        </w:rPr>
-        <w:t xml:space="preserve">Question </w:t>
-      </w:r>
-      <w:r>
-        <w:rPr>
-          <w:u w:val="single"/>
-        </w:rPr>
-        <w:t>3</w:t>
-      </w:r>
-      <w:r>
-        <w:rPr>
-          <w:u w:val="single"/>
-        </w:rPr>
-        <w:t xml:space="preserve"> : </w:t>
-      </w:r>
-      <w:r>
-        <w:rPr>
-          <w:u w:val="single"/>
-        </w:rPr>
-        <w:t xml:space="preserve">Superimposing an image </w:t>
-      </w:r>
-      <w:r>
-        <w:rPr>
-          <w:u w:val="single"/>
-        </w:rPr>
-        <w:t>on another image</w:t>
-      </w:r>
-    </w:p>
-    <w:p>
-      <w:r>
-        <w:rPr>
+    </w:p>
+    <w:p>
+      <w:pPr>
+        <w:rPr>
+          <w:u w:val="single"/>
+        </w:rPr>
+      </w:pPr>
+    </w:p>
+    <w:p>
+      <w:pPr>
+        <w:rPr>
+          <w:u w:val="single"/>
+        </w:rPr>
+      </w:pPr>
+    </w:p>
+    <w:p>
+      <w:pPr>
+        <w:rPr>
+          <w:u w:val="single"/>
+        </w:rPr>
+      </w:pPr>
+    </w:p>
+    <w:p>
+      <w:pPr>
+        <w:rPr>
+          <w:u w:val="single"/>
+        </w:rPr>
+      </w:pPr>
+      <w:r>
+        <w:rPr>
+          <w:noProof/>
           <w:u w:val="single"/>
         </w:rPr>
         <w:drawing>
-          <wp:anchor distT="0" distB="0" distL="114300" distR="114300" simplePos="0" relativeHeight="251694592" behindDoc="0" locked="0" layoutInCell="1" allowOverlap="1" wp14:anchorId="7E0EA382" wp14:editId="46521432">
+          <wp:anchor distT="0" distB="0" distL="114300" distR="114300" simplePos="0" relativeHeight="251659776" behindDoc="0" locked="0" layoutInCell="1" allowOverlap="1" wp14:anchorId="7E0EA382" wp14:editId="245D7093">
             <wp:simplePos x="0" y="0"/>
             <wp:positionH relativeFrom="column">
-              <wp:posOffset>141165</wp:posOffset>
+              <wp:posOffset>200666</wp:posOffset>
             </wp:positionH>
             <wp:positionV relativeFrom="paragraph">
-              <wp:posOffset>1259938</wp:posOffset>
+              <wp:posOffset>244524</wp:posOffset>
             </wp:positionV>
-            <wp:extent cx="6043246" cy="1971879"/>
-            <wp:effectExtent l="19050" t="19050" r="0" b="9525"/>
+            <wp:extent cx="5924550" cy="1933149"/>
+            <wp:effectExtent l="19050" t="19050" r="0" b="0"/>
             <wp:wrapNone/>
             <wp:docPr id="13" name="Picture 13" descr="A two story building with a sidewalk and grass&#10;&#10;Description automatically generated with medium confidence"/>
             <wp:cNvGraphicFramePr>
@@ -1349,7 +1374,7 @@
                     <pic:cNvPicPr/>
                   </pic:nvPicPr>
                   <pic:blipFill>
-                    <a:blip r:embed="rId17" cstate="print">
+                    <a:blip r:embed="rId18" cstate="print">
                       <a:extLst>
                         <a:ext uri="{28A0092B-C50C-407E-A947-70E740481C1C}">
                           <a14:useLocalDpi xmlns:a14="http://schemas.microsoft.com/office/drawing/2010/main" val="0"/>
@@ -1363,7 +1388,7 @@
                   <pic:spPr>
                     <a:xfrm>
                       <a:off x="0" y="0"/>
-                      <a:ext cx="6043246" cy="1971879"/>
+                      <a:ext cx="5924550" cy="1933149"/>
                     </a:xfrm>
                     <a:prstGeom prst="rect">
                       <a:avLst/>
@@ -1401,34 +1426,6 @@
         </w:rPr>
       </w:pPr>
     </w:p>
-    <w:p>
-      <w:pPr>
-        <w:rPr>
-          <w:u w:val="single"/>
-        </w:rPr>
-      </w:pPr>
-    </w:p>
-    <w:p>
-      <w:pPr>
-        <w:rPr>
-          <w:u w:val="single"/>
-        </w:rPr>
-      </w:pPr>
-    </w:p>
-    <w:p>
-      <w:pPr>
-        <w:rPr>
-          <w:u w:val="single"/>
-        </w:rPr>
-      </w:pPr>
-    </w:p>
-    <w:p>
-      <w:pPr>
-        <w:rPr>
-          <w:u w:val="single"/>
-        </w:rPr>
-      </w:pPr>
-    </w:p>
     <w:p/>
     <w:p>
       <w:pPr>
@@ -1457,10 +1454,20 @@
         </w:rPr>
         <w:lastRenderedPageBreak/>
         <w:pict w14:anchorId="6BA8832A">
-          <v:shape id="_x0000_s1032" type="#_x0000_t202" style="position:absolute;margin-left:2.35pt;margin-top:-27.25pt;width:525.7pt;height:107.1pt;z-index:251713024">
+          <v:shape id="_x0000_s1032" type="#_x0000_t202" style="position:absolute;margin-left:3.7pt;margin-top:-20.35pt;width:525.7pt;height:57.7pt;z-index:251713024">
             <v:textbox>
               <w:txbxContent>
-                <w:p/>
+                <w:p>
+                  <w:r>
+                    <w:t xml:space="preserve">In this task, I superimposed a flag onto an architectural image by selecting four points on a planar surface, computing the </w:t>
+                  </w:r>
+                  <w:r>
+                    <w:t>homograph</w:t>
+                  </w:r>
+                  <w:r>
+                    <w:t>, and warping the flag to match the perspective. The result blends the flag naturally with the scene, creating a realistic overlay.</w:t>
+                  </w:r>
+                </w:p>
               </w:txbxContent>
             </v:textbox>
           </v:shape>
@@ -1480,21 +1487,10 @@
           <w:u w:val="single"/>
         </w:rPr>
       </w:pPr>
-    </w:p>
-    <w:p>
-      <w:pPr>
-        <w:rPr>
-          <w:u w:val="single"/>
-        </w:rPr>
-      </w:pPr>
-    </w:p>
-    <w:p>
-      <w:pPr>
-        <w:rPr>
-          <w:u w:val="single"/>
-        </w:rPr>
-      </w:pPr>
-      <w:r>
+      <w:r>
+        <w:rPr>
+          <w:noProof/>
+        </w:rPr>
         <w:drawing>
           <wp:anchor distT="0" distB="0" distL="114300" distR="114300" simplePos="0" relativeHeight="251699712" behindDoc="0" locked="0" layoutInCell="1" allowOverlap="1" wp14:anchorId="01973797" wp14:editId="735EEE75">
             <wp:simplePos x="0" y="0"/>
@@ -1519,7 +1515,7 @@
                     <pic:cNvPicPr/>
                   </pic:nvPicPr>
                   <pic:blipFill>
-                    <a:blip r:embed="rId18">
+                    <a:blip r:embed="rId19">
                       <a:extLst>
                         <a:ext uri="{28A0092B-C50C-407E-A947-70E740481C1C}">
                           <a14:useLocalDpi xmlns:a14="http://schemas.microsoft.com/office/drawing/2010/main" val="0"/>
@@ -1554,19 +1550,7 @@
         <w:rPr>
           <w:u w:val="single"/>
         </w:rPr>
-        <w:t xml:space="preserve">Question </w:t>
-      </w:r>
-      <w:r>
-        <w:rPr>
-          <w:u w:val="single"/>
-        </w:rPr>
-        <w:t>4</w:t>
-      </w:r>
-      <w:r>
-        <w:rPr>
-          <w:u w:val="single"/>
-        </w:rPr>
-        <w:t xml:space="preserve"> : </w:t>
+        <w:t xml:space="preserve">Question 4 : </w:t>
       </w:r>
       <w:r>
         <w:rPr>
@@ -1640,18 +1624,19 @@
       </w:pPr>
       <w:r>
         <w:rPr>
+          <w:noProof/>
           <w:u w:val="single"/>
         </w:rPr>
         <w:drawing>
-          <wp:anchor distT="0" distB="0" distL="114300" distR="114300" simplePos="0" relativeHeight="251704832" behindDoc="0" locked="0" layoutInCell="1" allowOverlap="1" wp14:anchorId="58CF22C9" wp14:editId="1C881E39">
+          <wp:anchor distT="0" distB="0" distL="114300" distR="114300" simplePos="0" relativeHeight="251704832" behindDoc="0" locked="0" layoutInCell="1" allowOverlap="1" wp14:anchorId="58CF22C9" wp14:editId="14D123AF">
             <wp:simplePos x="0" y="0"/>
             <wp:positionH relativeFrom="column">
-              <wp:posOffset>381000</wp:posOffset>
+              <wp:posOffset>562708</wp:posOffset>
             </wp:positionH>
             <wp:positionV relativeFrom="paragraph">
-              <wp:posOffset>150300</wp:posOffset>
+              <wp:posOffset>170767</wp:posOffset>
             </wp:positionV>
-            <wp:extent cx="5972908" cy="1079757"/>
+            <wp:extent cx="5515708" cy="997106"/>
             <wp:effectExtent l="0" t="0" r="0" b="0"/>
             <wp:wrapNone/>
             <wp:docPr id="15" name="Picture 15" descr="A black background with white numbers and numbers&#10;&#10;Description automatically generated"/>
@@ -1663,94 +1648,6 @@
                 <pic:pic xmlns:pic="http://schemas.openxmlformats.org/drawingml/2006/picture">
                   <pic:nvPicPr>
                     <pic:cNvPr id="15" name="Picture 15" descr="A black background with white numbers and numbers&#10;&#10;Description automatically generated"/>
-                    <pic:cNvPicPr/>
-                  </pic:nvPicPr>
-                  <pic:blipFill>
-                    <a:blip r:embed="rId19">
-                      <a:extLst>
-                        <a:ext uri="{28A0092B-C50C-407E-A947-70E740481C1C}">
-                          <a14:useLocalDpi xmlns:a14="http://schemas.microsoft.com/office/drawing/2010/main" val="0"/>
-                        </a:ext>
-                      </a:extLst>
-                    </a:blip>
-                    <a:stretch>
-                      <a:fillRect/>
-                    </a:stretch>
-                  </pic:blipFill>
-                  <pic:spPr>
-                    <a:xfrm>
-                      <a:off x="0" y="0"/>
-                      <a:ext cx="5972908" cy="1079757"/>
-                    </a:xfrm>
-                    <a:prstGeom prst="rect">
-                      <a:avLst/>
-                    </a:prstGeom>
-                  </pic:spPr>
-                </pic:pic>
-              </a:graphicData>
-            </a:graphic>
-            <wp14:sizeRelH relativeFrom="margin">
-              <wp14:pctWidth>0</wp14:pctWidth>
-            </wp14:sizeRelH>
-            <wp14:sizeRelV relativeFrom="margin">
-              <wp14:pctHeight>0</wp14:pctHeight>
-            </wp14:sizeRelV>
-          </wp:anchor>
-        </w:drawing>
-      </w:r>
-    </w:p>
-    <w:p>
-      <w:pPr>
-        <w:rPr>
-          <w:u w:val="single"/>
-        </w:rPr>
-      </w:pPr>
-    </w:p>
-    <w:p>
-      <w:pPr>
-        <w:rPr>
-          <w:u w:val="single"/>
-        </w:rPr>
-      </w:pPr>
-    </w:p>
-    <w:p>
-      <w:pPr>
-        <w:rPr>
-          <w:u w:val="single"/>
-        </w:rPr>
-      </w:pPr>
-    </w:p>
-    <w:p>
-      <w:pPr>
-        <w:rPr>
-          <w:u w:val="single"/>
-        </w:rPr>
-      </w:pPr>
-      <w:r>
-        <w:rPr>
-          <w:u w:val="single"/>
-        </w:rPr>
-        <w:drawing>
-          <wp:anchor distT="0" distB="0" distL="114300" distR="114300" simplePos="0" relativeHeight="251710976" behindDoc="0" locked="0" layoutInCell="1" allowOverlap="1" wp14:anchorId="711169F0" wp14:editId="1882F747">
-            <wp:simplePos x="0" y="0"/>
-            <wp:positionH relativeFrom="column">
-              <wp:posOffset>229870</wp:posOffset>
-            </wp:positionH>
-            <wp:positionV relativeFrom="paragraph">
-              <wp:posOffset>217268</wp:posOffset>
-            </wp:positionV>
-            <wp:extent cx="3365010" cy="2806211"/>
-            <wp:effectExtent l="19050" t="19050" r="6985" b="0"/>
-            <wp:wrapNone/>
-            <wp:docPr id="16" name="Picture 16" descr="A wall with graffiti on it&#10;&#10;Description automatically generated"/>
-            <wp:cNvGraphicFramePr>
-              <a:graphicFrameLocks xmlns:a="http://schemas.openxmlformats.org/drawingml/2006/main" noChangeAspect="1"/>
-            </wp:cNvGraphicFramePr>
-            <a:graphic xmlns:a="http://schemas.openxmlformats.org/drawingml/2006/main">
-              <a:graphicData uri="http://schemas.openxmlformats.org/drawingml/2006/picture">
-                <pic:pic xmlns:pic="http://schemas.openxmlformats.org/drawingml/2006/picture">
-                  <pic:nvPicPr>
-                    <pic:cNvPr id="16" name="Picture 16" descr="A wall with graffiti on it&#10;&#10;Description automatically generated"/>
                     <pic:cNvPicPr/>
                   </pic:nvPicPr>
                   <pic:blipFill>
@@ -1768,7 +1665,96 @@
                   <pic:spPr>
                     <a:xfrm>
                       <a:off x="0" y="0"/>
-                      <a:ext cx="3365010" cy="2806211"/>
+                      <a:ext cx="5515708" cy="997106"/>
+                    </a:xfrm>
+                    <a:prstGeom prst="rect">
+                      <a:avLst/>
+                    </a:prstGeom>
+                  </pic:spPr>
+                </pic:pic>
+              </a:graphicData>
+            </a:graphic>
+            <wp14:sizeRelH relativeFrom="margin">
+              <wp14:pctWidth>0</wp14:pctWidth>
+            </wp14:sizeRelH>
+            <wp14:sizeRelV relativeFrom="margin">
+              <wp14:pctHeight>0</wp14:pctHeight>
+            </wp14:sizeRelV>
+          </wp:anchor>
+        </w:drawing>
+      </w:r>
+    </w:p>
+    <w:p>
+      <w:pPr>
+        <w:rPr>
+          <w:u w:val="single"/>
+        </w:rPr>
+      </w:pPr>
+    </w:p>
+    <w:p>
+      <w:pPr>
+        <w:rPr>
+          <w:u w:val="single"/>
+        </w:rPr>
+      </w:pPr>
+    </w:p>
+    <w:p>
+      <w:pPr>
+        <w:rPr>
+          <w:u w:val="single"/>
+        </w:rPr>
+      </w:pPr>
+    </w:p>
+    <w:p>
+      <w:pPr>
+        <w:rPr>
+          <w:u w:val="single"/>
+        </w:rPr>
+      </w:pPr>
+      <w:r>
+        <w:rPr>
+          <w:noProof/>
+          <w:u w:val="single"/>
+        </w:rPr>
+        <w:drawing>
+          <wp:anchor distT="0" distB="0" distL="114300" distR="114300" simplePos="0" relativeHeight="251663872" behindDoc="0" locked="0" layoutInCell="1" allowOverlap="1" wp14:anchorId="711169F0" wp14:editId="096E59DE">
+            <wp:simplePos x="0" y="0"/>
+            <wp:positionH relativeFrom="column">
+              <wp:posOffset>230065</wp:posOffset>
+            </wp:positionH>
+            <wp:positionV relativeFrom="paragraph">
+              <wp:posOffset>214386</wp:posOffset>
+            </wp:positionV>
+            <wp:extent cx="3351335" cy="2794807"/>
+            <wp:effectExtent l="19050" t="19050" r="1905" b="5715"/>
+            <wp:wrapNone/>
+            <wp:docPr id="16" name="Picture 16" descr="A wall with graffiti on it&#10;&#10;Description automatically generated"/>
+            <wp:cNvGraphicFramePr>
+              <a:graphicFrameLocks xmlns:a="http://schemas.openxmlformats.org/drawingml/2006/main" noChangeAspect="1"/>
+            </wp:cNvGraphicFramePr>
+            <a:graphic xmlns:a="http://schemas.openxmlformats.org/drawingml/2006/main">
+              <a:graphicData uri="http://schemas.openxmlformats.org/drawingml/2006/picture">
+                <pic:pic xmlns:pic="http://schemas.openxmlformats.org/drawingml/2006/picture">
+                  <pic:nvPicPr>
+                    <pic:cNvPr id="16" name="Picture 16" descr="A wall with graffiti on it&#10;&#10;Description automatically generated"/>
+                    <pic:cNvPicPr/>
+                  </pic:nvPicPr>
+                  <pic:blipFill>
+                    <a:blip r:embed="rId21">
+                      <a:extLst>
+                        <a:ext uri="{28A0092B-C50C-407E-A947-70E740481C1C}">
+                          <a14:useLocalDpi xmlns:a14="http://schemas.microsoft.com/office/drawing/2010/main" val="0"/>
+                        </a:ext>
+                      </a:extLst>
+                    </a:blip>
+                    <a:stretch>
+                      <a:fillRect/>
+                    </a:stretch>
+                  </pic:blipFill>
+                  <pic:spPr>
+                    <a:xfrm>
+                      <a:off x="0" y="0"/>
+                      <a:ext cx="3353011" cy="2796205"/>
                     </a:xfrm>
                     <a:prstGeom prst="rect">
                       <a:avLst/>
@@ -1797,10 +1783,65 @@
           <w:u w:val="single"/>
         </w:rPr>
         <w:pict w14:anchorId="653D7D0E">
-          <v:shape id="_x0000_s1031" type="#_x0000_t202" style="position:absolute;margin-left:302.3pt;margin-top:15.15pt;width:216.95pt;height:220.6pt;z-index:251676672;mso-position-horizontal-relative:text;mso-position-vertical-relative:text">
+          <v:shape id="_x0000_s1031" type="#_x0000_t202" style="position:absolute;margin-left:302.3pt;margin-top:15.15pt;width:216.95pt;height:221.5pt;z-index:251676672;mso-position-horizontal-relative:text;mso-position-vertical-relative:text">
             <v:textbox style="mso-next-textbox:#_x0000_s1031">
               <w:txbxContent>
-                <w:p/>
+                <w:p>
+                  <w:r>
+                    <w:t xml:space="preserve">In this task, I used </w:t>
+                  </w:r>
+                  <w:r>
+                    <w:rPr>
+                      <w:rStyle w:val="Strong"/>
+                    </w:rPr>
+                    <w:t>SIFT feature matching</w:t>
+                  </w:r>
+                  <w:r>
+                    <w:t xml:space="preserve"> and </w:t>
+                  </w:r>
+                  <w:r>
+                    <w:rPr>
+                      <w:rStyle w:val="Strong"/>
+                    </w:rPr>
+                    <w:t>RANSAC</w:t>
+                  </w:r>
+                  <w:r>
+                    <w:t xml:space="preserve"> to estimate a robust </w:t>
+                  </w:r>
+                  <w:proofErr w:type="spellStart"/>
+                  <w:r>
+                    <w:t>homography</w:t>
+                  </w:r>
+                  <w:proofErr w:type="spellEnd"/>
+                  <w:r>
+                    <w:t xml:space="preserve"> between two Graffiti images. SIFT detected </w:t>
+                  </w:r>
+                  <w:proofErr w:type="spellStart"/>
+                  <w:r>
+                    <w:t>keypoints</w:t>
+                  </w:r>
+                  <w:proofErr w:type="spellEnd"/>
+                  <w:r>
+                    <w:t xml:space="preserve"> and descriptors, and the </w:t>
+                  </w:r>
+                  <w:r>
+                    <w:rPr>
+                      <w:rStyle w:val="Strong"/>
+                    </w:rPr>
+                    <w:t>Brute-Force matcher</w:t>
+                  </w:r>
+                  <w:r>
+                    <w:t xml:space="preserve"> with a ratio test filtered good matches. Using RANSAC, random point sets were used to compute </w:t>
+                  </w:r>
+                  <w:proofErr w:type="spellStart"/>
+                  <w:r>
+                    <w:t>homographies</w:t>
+                  </w:r>
+                  <w:proofErr w:type="spellEnd"/>
+                  <w:r>
+                    <w:t>, selecting the one with the most inliers. This produced an accurate transformation aligning the two images while eliminating outliers.</w:t>
+                  </w:r>
+                </w:p>
               </w:txbxContent>
             </v:textbox>
           </v:shape>
@@ -1891,13 +1932,7 @@
         </w:rPr>
       </w:pPr>
     </w:p>
-    <w:p>
-      <w:pPr>
-        <w:rPr>
-          <w:u w:val="single"/>
-        </w:rPr>
-      </w:pPr>
-    </w:p>
+    <w:p/>
     <w:p>
       <w:pPr>
         <w:rPr>
@@ -2766,6 +2801,29 @@
       <w:contextualSpacing/>
     </w:pPr>
   </w:style>
+  <w:style w:type="character" w:styleId="Hyperlink">
+    <w:name w:val="Hyperlink"/>
+    <w:basedOn w:val="DefaultParagraphFont"/>
+    <w:uiPriority w:val="99"/>
+    <w:unhideWhenUsed/>
+    <w:rsid w:val="00546B23"/>
+    <w:rPr>
+      <w:color w:val="0563C1" w:themeColor="hyperlink"/>
+      <w:u w:val="single"/>
+    </w:rPr>
+  </w:style>
+  <w:style w:type="character" w:styleId="UnresolvedMention">
+    <w:name w:val="Unresolved Mention"/>
+    <w:basedOn w:val="DefaultParagraphFont"/>
+    <w:uiPriority w:val="99"/>
+    <w:semiHidden/>
+    <w:unhideWhenUsed/>
+    <w:rsid w:val="00546B23"/>
+    <w:rPr>
+      <w:color w:val="605E5C"/>
+      <w:shd w:val="clear" w:color="auto" w:fill="E1DFDD"/>
+    </w:rPr>
+  </w:style>
 </w:styles>
 </file>
 
